--- a/output/word/C言語プログラミング教材_メインテキスト_上級編.docx
+++ b/output/word/C言語プログラミング教材_メインテキスト_上級編.docx
@@ -1351,9 +1351,8 @@
       <w:r>
         <w:rPr>
           <w:rStyle w:val="VerbatimChar"/>
-          <w:rFonts w:hint="eastAsia"/>
-        </w:rPr>
-        <w:t xml:space="preserve">AND演算（&amp;）</w:t>
+        </w:rPr>
+        <w:t xml:space="preserve">graph LR</w:t>
       </w:r>
       <w:r>
         <w:br/>
@@ -1362,16 +1361,14 @@
         <w:rPr>
           <w:rStyle w:val="VerbatimChar"/>
         </w:rPr>
-        <w:t xml:space="preserve">A | B | A &amp; B</w:t>
-      </w:r>
-      <w:r>
-        <w:br/>
+        <w:t xml:space="preserve">    subgraph </w:t>
       </w:r>
       <w:r>
         <w:rPr>
           <w:rStyle w:val="VerbatimChar"/>
-        </w:rPr>
-        <w:t xml:space="preserve">--|---|------</w:t>
+          <w:rFonts w:hint="eastAsia"/>
+        </w:rPr>
+        <w:t xml:space="preserve">"AND演算（&amp;）"</w:t>
       </w:r>
       <w:r>
         <w:br/>
@@ -1380,16 +1377,14 @@
         <w:rPr>
           <w:rStyle w:val="VerbatimChar"/>
         </w:rPr>
-        <w:t xml:space="preserve">0 | 0 |   0</w:t>
-      </w:r>
-      <w:r>
-        <w:br/>
+        <w:t xml:space="preserve">        </w:t>
       </w:r>
       <w:r>
         <w:rPr>
           <w:rStyle w:val="VerbatimChar"/>
-        </w:rPr>
-        <w:t xml:space="preserve">0 | 1 |   0</w:t>
+          <w:rFonts w:hint="eastAsia"/>
+        </w:rPr>
+        <w:t xml:space="preserve">AND["両方が1の時のみ1"]</w:t>
       </w:r>
       <w:r>
         <w:br/>
@@ -1398,7 +1393,7 @@
         <w:rPr>
           <w:rStyle w:val="VerbatimChar"/>
         </w:rPr>
-        <w:t xml:space="preserve">1 | 0 |   0</w:t>
+        <w:t xml:space="preserve">        A1["0 &amp; 0 = 0"]</w:t>
       </w:r>
       <w:r>
         <w:br/>
@@ -1407,10 +1402,7 @@
         <w:rPr>
           <w:rStyle w:val="VerbatimChar"/>
         </w:rPr>
-        <w:t xml:space="preserve">1 | 1 |   1</w:t>
-      </w:r>
-      <w:r>
-        <w:br/>
+        <w:t xml:space="preserve">        A2["0 &amp; 1 = 0"]</w:t>
       </w:r>
       <w:r>
         <w:br/>
@@ -1418,9 +1410,8 @@
       <w:r>
         <w:rPr>
           <w:rStyle w:val="VerbatimChar"/>
-          <w:rFonts w:hint="eastAsia"/>
-        </w:rPr>
-        <w:t xml:space="preserve">OR演算（|）</w:t>
+        </w:rPr>
+        <w:t xml:space="preserve">        A3["1 &amp; 0 = 0"]</w:t>
       </w:r>
       <w:r>
         <w:br/>
@@ -1429,7 +1420,7 @@
         <w:rPr>
           <w:rStyle w:val="VerbatimChar"/>
         </w:rPr>
-        <w:t xml:space="preserve">A | B | A | B</w:t>
+        <w:t xml:space="preserve">        A4["1 &amp; 1 = 1"]</w:t>
       </w:r>
       <w:r>
         <w:br/>
@@ -1438,7 +1429,7 @@
         <w:rPr>
           <w:rStyle w:val="VerbatimChar"/>
         </w:rPr>
-        <w:t xml:space="preserve">--|---|------</w:t>
+        <w:t xml:space="preserve">    end</w:t>
       </w:r>
       <w:r>
         <w:br/>
@@ -1447,7 +1438,7 @@
         <w:rPr>
           <w:rStyle w:val="VerbatimChar"/>
         </w:rPr>
-        <w:t xml:space="preserve">0 | 0 |   0</w:t>
+        <w:t xml:space="preserve">    </w:t>
       </w:r>
       <w:r>
         <w:br/>
@@ -1456,16 +1447,14 @@
         <w:rPr>
           <w:rStyle w:val="VerbatimChar"/>
         </w:rPr>
-        <w:t xml:space="preserve">0 | 1 |   1</w:t>
-      </w:r>
-      <w:r>
-        <w:br/>
+        <w:t xml:space="preserve">    subgraph </w:t>
       </w:r>
       <w:r>
         <w:rPr>
           <w:rStyle w:val="VerbatimChar"/>
-        </w:rPr>
-        <w:t xml:space="preserve">1 | 0 |   1</w:t>
+          <w:rFonts w:hint="eastAsia"/>
+        </w:rPr>
+        <w:t xml:space="preserve">"OR演算（|）"</w:t>
       </w:r>
       <w:r>
         <w:br/>
@@ -1474,10 +1463,7 @@
         <w:rPr>
           <w:rStyle w:val="VerbatimChar"/>
         </w:rPr>
-        <w:t xml:space="preserve">1 | 1 |   1</w:t>
-      </w:r>
-      <w:r>
-        <w:br/>
+        <w:t xml:space="preserve">        OR["どちらかが1なら1"]</w:t>
       </w:r>
       <w:r>
         <w:br/>
@@ -1485,9 +1471,8 @@
       <w:r>
         <w:rPr>
           <w:rStyle w:val="VerbatimChar"/>
-          <w:rFonts w:hint="eastAsia"/>
-        </w:rPr>
-        <w:t xml:space="preserve">XOR演算（^）</w:t>
+        </w:rPr>
+        <w:t xml:space="preserve">        O1["0 | 0 = 0"]</w:t>
       </w:r>
       <w:r>
         <w:br/>
@@ -1496,7 +1481,7 @@
         <w:rPr>
           <w:rStyle w:val="VerbatimChar"/>
         </w:rPr>
-        <w:t xml:space="preserve">A | B | A ^ B</w:t>
+        <w:t xml:space="preserve">        O2["0 | 1 = 1"]</w:t>
       </w:r>
       <w:r>
         <w:br/>
@@ -1505,7 +1490,7 @@
         <w:rPr>
           <w:rStyle w:val="VerbatimChar"/>
         </w:rPr>
-        <w:t xml:space="preserve">--|---|------</w:t>
+        <w:t xml:space="preserve">        O3["1 | 0 = 1"]</w:t>
       </w:r>
       <w:r>
         <w:br/>
@@ -1514,7 +1499,7 @@
         <w:rPr>
           <w:rStyle w:val="VerbatimChar"/>
         </w:rPr>
-        <w:t xml:space="preserve">0 | 0 |   0</w:t>
+        <w:t xml:space="preserve">        O4["1 | 1 = 1"]</w:t>
       </w:r>
       <w:r>
         <w:br/>
@@ -1523,7 +1508,7 @@
         <w:rPr>
           <w:rStyle w:val="VerbatimChar"/>
         </w:rPr>
-        <w:t xml:space="preserve">0 | 1 |   1</w:t>
+        <w:t xml:space="preserve">    end</w:t>
       </w:r>
       <w:r>
         <w:br/>
@@ -1532,7 +1517,7 @@
         <w:rPr>
           <w:rStyle w:val="VerbatimChar"/>
         </w:rPr>
-        <w:t xml:space="preserve">1 | 0 |   1</w:t>
+        <w:t xml:space="preserve">    </w:t>
       </w:r>
       <w:r>
         <w:br/>
@@ -1541,7 +1526,138 @@
         <w:rPr>
           <w:rStyle w:val="VerbatimChar"/>
         </w:rPr>
-        <w:t xml:space="preserve">1 | 1 |   0</w:t>
+        <w:t xml:space="preserve">    subgraph </w:t>
+      </w:r>
+      <w:r>
+        <w:rPr>
+          <w:rStyle w:val="VerbatimChar"/>
+          <w:rFonts w:hint="eastAsia"/>
+        </w:rPr>
+        <w:t xml:space="preserve">"XOR演算（^）"</w:t>
+      </w:r>
+      <w:r>
+        <w:br/>
+      </w:r>
+      <w:r>
+        <w:rPr>
+          <w:rStyle w:val="VerbatimChar"/>
+        </w:rPr>
+        <w:t xml:space="preserve">        </w:t>
+      </w:r>
+      <w:r>
+        <w:rPr>
+          <w:rStyle w:val="VerbatimChar"/>
+          <w:rFonts w:hint="eastAsia"/>
+        </w:rPr>
+        <w:t xml:space="preserve">XOR["異なる時のみ1"]</w:t>
+      </w:r>
+      <w:r>
+        <w:br/>
+      </w:r>
+      <w:r>
+        <w:rPr>
+          <w:rStyle w:val="VerbatimChar"/>
+        </w:rPr>
+        <w:t xml:space="preserve">        X1["0 ^ 0 = 0"]</w:t>
+      </w:r>
+      <w:r>
+        <w:br/>
+      </w:r>
+      <w:r>
+        <w:rPr>
+          <w:rStyle w:val="VerbatimChar"/>
+        </w:rPr>
+        <w:t xml:space="preserve">        X2["0 ^ 1 = 1"]</w:t>
+      </w:r>
+      <w:r>
+        <w:br/>
+      </w:r>
+      <w:r>
+        <w:rPr>
+          <w:rStyle w:val="VerbatimChar"/>
+        </w:rPr>
+        <w:t xml:space="preserve">        X3["1 ^ 0 = 1"]</w:t>
+      </w:r>
+      <w:r>
+        <w:br/>
+      </w:r>
+      <w:r>
+        <w:rPr>
+          <w:rStyle w:val="VerbatimChar"/>
+        </w:rPr>
+        <w:t xml:space="preserve">        X4["1 ^ 1 = 0"]</w:t>
+      </w:r>
+      <w:r>
+        <w:br/>
+      </w:r>
+      <w:r>
+        <w:rPr>
+          <w:rStyle w:val="VerbatimChar"/>
+        </w:rPr>
+        <w:t xml:space="preserve">    end</w:t>
+      </w:r>
+      <w:r>
+        <w:br/>
+      </w:r>
+      <w:r>
+        <w:rPr>
+          <w:rStyle w:val="VerbatimChar"/>
+        </w:rPr>
+        <w:t xml:space="preserve">    </w:t>
+      </w:r>
+      <w:r>
+        <w:br/>
+      </w:r>
+      <w:r>
+        <w:rPr>
+          <w:rStyle w:val="VerbatimChar"/>
+        </w:rPr>
+        <w:t xml:space="preserve">    style A4 fill:#dfd,stroke:#333,stroke-width:2px</w:t>
+      </w:r>
+      <w:r>
+        <w:br/>
+      </w:r>
+      <w:r>
+        <w:rPr>
+          <w:rStyle w:val="VerbatimChar"/>
+        </w:rPr>
+        <w:t xml:space="preserve">    style O2 fill:#dfd,stroke:#333,stroke-width:2px</w:t>
+      </w:r>
+      <w:r>
+        <w:br/>
+      </w:r>
+      <w:r>
+        <w:rPr>
+          <w:rStyle w:val="VerbatimChar"/>
+        </w:rPr>
+        <w:t xml:space="preserve">    style O3 fill:#dfd,stroke:#333,stroke-width:2px</w:t>
+      </w:r>
+      <w:r>
+        <w:br/>
+      </w:r>
+      <w:r>
+        <w:rPr>
+          <w:rStyle w:val="VerbatimChar"/>
+        </w:rPr>
+        <w:t xml:space="preserve">    style O4 fill:#dfd,stroke:#333,stroke-width:2px</w:t>
+      </w:r>
+      <w:r>
+        <w:br/>
+      </w:r>
+      <w:r>
+        <w:rPr>
+          <w:rStyle w:val="VerbatimChar"/>
+        </w:rPr>
+        <w:t xml:space="preserve">    style X2 fill:#dfd,stroke:#333,stroke-width:2px</w:t>
+      </w:r>
+      <w:r>
+        <w:br/>
+      </w:r>
+      <w:r>
+        <w:rPr>
+          <w:rStyle w:val="VerbatimChar"/>
+        </w:rPr>
+        <w:t xml:space="preserve">    style X3 fill:#dfd,stroke:#333,stroke-width:2px</w:t>
       </w:r>
     </w:p>
     <w:bookmarkEnd w:id="29"/>
